--- a/companies/calderwood-partners/Engagements/Scott, Smith and Edwards/Meeting Minutes 2020-09-08 - Scott, Smith and Edwards.docx
+++ b/companies/calderwood-partners/Engagements/Scott, Smith and Edwards/Meeting Minutes 2020-09-08 - Scott, Smith and Edwards.docx
@@ -7,12 +7,12 @@
         <w:pStyle w:val="Heading1"/>
       </w:pPr>
       <w:r>
-        <w:t>Minutes: Service Delivery Redesign Working Session</w:t>
+        <w:t>Working Session Minutes: Service Delivery Redesign for Scott, Smith and Edwards</w:t>
       </w:r>
     </w:p>
     <w:p>
       <w:r>
-        <w:t>Session held to review the revised design for Scott, Smith and Edwards in near-final form and to work through the transition plan.</w:t>
+        <w:t>These minutes record the working session held to review the near-final recommendations for the service delivery redesign and to settle what remains before the engagement closes for Scott, Smith and Edwards.</w:t>
       </w:r>
     </w:p>
     <w:p>
@@ -20,7 +20,7 @@
         <w:pStyle w:val="Heading2"/>
       </w:pPr>
       <w:r>
-        <w:t>Attendees</w:t>
+        <w:t>Present</w:t>
       </w:r>
     </w:p>
     <w:p>
@@ -28,7 +28,7 @@
         <w:pStyle w:val="ListBullet"/>
       </w:pPr>
       <w:r>
-        <w:t>Jason Torres, Principal, Calderwood Partners</w:t>
+        <w:t>1. Jason Torres, Principal, Calderwood Partners (chair)</w:t>
       </w:r>
     </w:p>
     <w:p>
@@ -36,7 +36,7 @@
         <w:pStyle w:val="ListBullet"/>
       </w:pPr>
       <w:r>
-        <w:t>Julie Vasquez, Research Associate, Calderwood Partners</w:t>
+        <w:t>2. Julie Vasquez, Research Associate, Calderwood Partners</w:t>
       </w:r>
     </w:p>
     <w:p>
@@ -44,7 +44,7 @@
         <w:pStyle w:val="ListBullet"/>
       </w:pPr>
       <w:r>
-        <w:t>Melissa Johnson, General Manager, Scott, Smith and Edwards</w:t>
+        <w:t>3. Melissa Johnson, General Manager, Scott, Smith and Edwards</w:t>
       </w:r>
     </w:p>
     <w:p>
@@ -57,32 +57,17 @@
     </w:p>
     <w:p>
       <w:r>
-        <w:t>Julie Vasquez presented the revised design in close to final form, together with the quantified case built from the agreed baseline. The redesign of the two priority handoffs removes the larger part of the waiting time between stages and the rework cost tied to incomplete handoffs, and it does so without loosening any of the service commitments the client holds. The design was tested against the year-end seasonal peak, as the group agreed at the previous working session, and it holds at peak volumes, with one stage requiring a modest temporary staffing shift to do so.</w:t>
+        <w:t>The session opened with a walk-through of the recommended model, which has now taken close to its final form. Julie Vasquez presented the validation of the design against the reconciled baseline, showing where the redesigned handoffs are expected to remove delay and, with the same care she has kept throughout, marking the two estimates that still rest on assumptions the client will want to test in operation rather than on paper. The group agreed that the recommendation is sound enough to put before the client's leadership, provided those two assumptions are stated plainly rather than folded quietly into the headline figures.</w:t>
       </w:r>
     </w:p>
     <w:p>
       <w:r>
-        <w:t>Melissa Johnson reported that the client managers who run the affected stages had reviewed the draft and were, on balance, supportive, with two practical concerns: the temporary staffing shift at peak, and the training the new handoff procedure would require. The group agreed that neither concern changes the design, but that both belong in the transition plan rather than being left to sort themselves out at rollout.</w:t>
+        <w:t>Before turning to implementation, the group reviewed the engagement against its timeline and agreed that the work remains on course to close on schedule, with the analytical effort substantially behind it and the remaining work concentrated in drafting and review. Jason Torres observed that this is the point at which a team is most tempted to keep polishing an analysis that is already firm enough to act on, and asked that the effort now go into making the recommendation usable to the client rather than into refining figures that will not change the decision.</w:t>
       </w:r>
     </w:p>
     <w:p>
       <w:r>
-        <w:t>The remainder of the session was given to the transition. We worked through the sequence in which the changes should be made and agreed that the two handoffs should be changed one at a time rather than together, so that the first can be observed and corrected before the second is disturbed. Julie Vasquez will build the transition plan around that sequence, with the training and the peak staffing shift written into it as prerequisites and not afterthoughts. The plan, rather than a further round of design, is now the critical path to closing the engagement.</w:t>
-      </w:r>
-    </w:p>
-    <w:p>
-      <w:r>
-        <w:t>Two items were left open and recorded. The exact peak-period staffing number depends on volumes the client is still finalizing for the coming quarter, and the training approach, whether it is delivered in a single session or folded into normal supervision, is a choice the client's managers are better placed to make than we are. Neither blocks the transition plan, but both need an answer before rollout.</w:t>
-      </w:r>
-    </w:p>
-    <w:p>
-      <w:r>
-        <w:t>I asked the group to treat the design as settled from this point. Reopening it now would cost more than the marginal improvement it might buy, and the value left in the engagement lies in a transition plan the client can actually execute. Melissa Johnson agreed the design is closed for the purpose of building that plan.</w:t>
-      </w:r>
-    </w:p>
-    <w:p>
-      <w:r>
-        <w:t>Looking to the close, two deliverables remain: the transition plan and a final recommendation for the client's leadership, the latter to be presented to the wider group once the plan is complete. Julie Vasquez will lead the plan and I will lead the recommendation, both drawing on the same quantified case the group reviewed today. Melissa Johnson will confirm who on the client side should be in the room for the final briefing.</w:t>
+        <w:t>Discussion then moved to implementation, on the understanding that a redesign the organization cannot absorb is of little use however well it reads. Melissa Johnson set out which of the changes her teams could take up in the near term and which would have to wait on the customer commitments identified earlier in the work, and the group agreed that the final deliverable should present the redesign in two phases accordingly, so that the client can begin where it is able without waiting on the parts that are constrained. It was further agreed that the engagement would close with a written recommendation and a short implementation plan, the changes themselves remaining the client's to carry into effect.</w:t>
       </w:r>
     </w:p>
     <w:p>
@@ -90,7 +75,7 @@
         <w:pStyle w:val="Heading2"/>
       </w:pPr>
       <w:r>
-        <w:t>Action items</w:t>
+        <w:t>Actions and owners</w:t>
       </w:r>
     </w:p>
     <w:p>
@@ -98,7 +83,7 @@
         <w:pStyle w:val="ListBullet"/>
       </w:pPr>
       <w:r>
-        <w:t>Build the transition plan around a one-handoff-at-a-time sequence, with training and peak staffing written in as prerequisites. Owner: Julie Vasquez.</w:t>
+        <w:t>1. Finalize the recommended model and mark the two open assumptions clearly for the client to test in operation. Owner: Julie Vasquez.</w:t>
       </w:r>
     </w:p>
     <w:p>
@@ -106,7 +91,7 @@
         <w:pStyle w:val="ListBullet"/>
       </w:pPr>
       <w:r>
-        <w:t>Confirm the temporary staffing available for the peak period and the training window with the affected managers. Owner: Melissa Johnson.</w:t>
+        <w:t>2. Structure the final deliverable in two phases, separating the near-term changes from those constrained by existing customer commitments. Owner: Jason Torres.</w:t>
       </w:r>
     </w:p>
     <w:p>
@@ -114,20 +99,12 @@
         <w:pStyle w:val="ListBullet"/>
       </w:pPr>
       <w:r>
-        <w:t>Draft the final recommendation for client leadership, built on the settled design and the transition plan. Owner: Jason Torres.</w:t>
-      </w:r>
-    </w:p>
-    <w:p>
-      <w:pPr>
-        <w:pStyle w:val="ListBullet"/>
-      </w:pPr>
-      <w:r>
-        <w:t>Circulate the quantified benefit case, reconciled to the baseline, to the client team. Owner: Julie Vasquez.</w:t>
+        <w:t>3. Confirm on the client side which teams will own each near-term change and identify the commitments that fix the timing of the rest. Owner: Melissa Johnson.</w:t>
       </w:r>
     </w:p>
     <w:p>
       <w:r>
-        <w:t>The next session will review the transition plan and the draft recommendation. Recorded by Jason Torres.</w:t>
+        <w:t>The next and likely final working session will be set once the draft recommendation has been circulated. These minutes will stand as the record of what was agreed unless a correction is raised within the week.</w:t>
       </w:r>
     </w:p>
     <w:sectPr>
